--- a/documents/系統簡介/四技第115414組-救「舊」我的書-系統簡介.docx
+++ b/documents/系統簡介/四技第115414組-救「舊」我的書-系統簡介.docx
@@ -5,13 +5,13 @@
     <w:p>
       <w:pPr>
         <w:rPr>
-          <w:rFonts w:ascii="微軟正黑體" w:eastAsia="微軟正黑體" w:hAnsi="微軟正黑體"/>
+          <w:rFonts w:ascii="Microsoft JhengHei" w:eastAsia="Microsoft JhengHei" w:hAnsi="Microsoft JhengHei"/>
           <w:shd w:val="clear" w:color="auto" w:fill="FFF2CC"/>
         </w:rPr>
       </w:pPr>
       <w:r>
         <w:rPr>
-          <w:rFonts w:ascii="微軟正黑體" w:eastAsia="微軟正黑體" w:hAnsi="微軟正黑體" w:hint="eastAsia"/>
+          <w:rFonts w:ascii="Microsoft JhengHei" w:eastAsia="Microsoft JhengHei" w:hAnsi="Microsoft JhengHei" w:hint="eastAsia"/>
           <w:sz w:val="32"/>
           <w:szCs w:val="32"/>
         </w:rPr>
@@ -28,55 +28,55 @@
         <w:snapToGrid w:val="0"/>
         <w:jc w:val="both"/>
         <w:rPr>
-          <w:rFonts w:ascii="Times New Roman" w:eastAsia="標楷體" w:hAnsi="Times New Roman" w:hint="default"/>
-          <w:sz w:val="28"/>
-        </w:rPr>
-      </w:pPr>
-      <w:r>
-        <w:rPr>
-          <w:rFonts w:ascii="Times New Roman" w:eastAsia="標楷體" w:hAnsi="Times New Roman"/>
+          <w:rFonts w:ascii="Times New Roman" w:eastAsia="DFKai-SB" w:hAnsi="Times New Roman" w:hint="default"/>
+          <w:sz w:val="28"/>
+        </w:rPr>
+      </w:pPr>
+      <w:r>
+        <w:rPr>
+          <w:rFonts w:ascii="Times New Roman" w:eastAsia="DFKai-SB" w:hAnsi="Times New Roman"/>
           <w:sz w:val="28"/>
         </w:rPr>
         <w:t>組</w:t>
       </w:r>
       <w:r>
         <w:rPr>
-          <w:rFonts w:ascii="Times New Roman" w:eastAsia="標楷體" w:hAnsi="Times New Roman"/>
+          <w:rFonts w:ascii="Times New Roman" w:eastAsia="DFKai-SB" w:hAnsi="Times New Roman"/>
           <w:sz w:val="28"/>
         </w:rPr>
         <w:t xml:space="preserve">    </w:t>
       </w:r>
       <w:r>
         <w:rPr>
-          <w:rFonts w:ascii="Times New Roman" w:eastAsia="標楷體" w:hAnsi="Times New Roman"/>
+          <w:rFonts w:ascii="Times New Roman" w:eastAsia="DFKai-SB" w:hAnsi="Times New Roman"/>
           <w:sz w:val="28"/>
         </w:rPr>
         <w:t>別：第</w:t>
       </w:r>
       <w:r>
         <w:rPr>
-          <w:rFonts w:ascii="Times New Roman" w:eastAsia="標楷體" w:hAnsi="Times New Roman"/>
+          <w:rFonts w:ascii="Times New Roman" w:eastAsia="DFKai-SB" w:hAnsi="Times New Roman"/>
           <w:sz w:val="28"/>
         </w:rPr>
         <w:t>11</w:t>
       </w:r>
       <w:r>
         <w:rPr>
-          <w:rFonts w:ascii="Times New Roman" w:eastAsia="標楷體" w:hAnsi="Times New Roman" w:hint="default"/>
+          <w:rFonts w:ascii="Times New Roman" w:eastAsia="DFKai-SB" w:hAnsi="Times New Roman" w:hint="default"/>
           <w:sz w:val="28"/>
         </w:rPr>
         <w:t>5</w:t>
       </w:r>
       <w:r>
         <w:rPr>
-          <w:rFonts w:ascii="Times New Roman" w:eastAsia="標楷體" w:hAnsi="Times New Roman"/>
+          <w:rFonts w:ascii="Times New Roman" w:eastAsia="DFKai-SB" w:hAnsi="Times New Roman"/>
           <w:sz w:val="28"/>
         </w:rPr>
         <w:t>414</w:t>
       </w:r>
       <w:r>
         <w:rPr>
-          <w:rFonts w:ascii="Times New Roman" w:eastAsia="標楷體" w:hAnsi="Times New Roman"/>
+          <w:rFonts w:ascii="Times New Roman" w:eastAsia="DFKai-SB" w:hAnsi="Times New Roman"/>
           <w:sz w:val="28"/>
         </w:rPr>
         <w:t>組</w:t>
@@ -92,20 +92,20 @@
         <w:snapToGrid w:val="0"/>
         <w:jc w:val="both"/>
         <w:rPr>
-          <w:rFonts w:ascii="Times New Roman" w:eastAsia="標楷體" w:hAnsi="Times New Roman" w:hint="default"/>
-          <w:sz w:val="28"/>
-        </w:rPr>
-      </w:pPr>
-      <w:r>
-        <w:rPr>
-          <w:rFonts w:ascii="Times New Roman" w:eastAsia="標楷體" w:hAnsi="Times New Roman"/>
+          <w:rFonts w:ascii="Times New Roman" w:eastAsia="DFKai-SB" w:hAnsi="Times New Roman" w:hint="default"/>
+          <w:sz w:val="28"/>
+        </w:rPr>
+      </w:pPr>
+      <w:r>
+        <w:rPr>
+          <w:rFonts w:ascii="Times New Roman" w:eastAsia="DFKai-SB" w:hAnsi="Times New Roman"/>
           <w:sz w:val="28"/>
         </w:rPr>
         <w:t>專題名稱：</w:t>
       </w:r>
       <w:r>
         <w:rPr>
-          <w:rFonts w:ascii="Times New Roman" w:eastAsia="標楷體" w:hAnsi="Times New Roman"/>
+          <w:rFonts w:ascii="Times New Roman" w:eastAsia="DFKai-SB" w:hAnsi="Times New Roman"/>
           <w:sz w:val="28"/>
         </w:rPr>
         <w:t>救「舊」我的書</w:t>
@@ -121,20 +121,20 @@
         <w:snapToGrid w:val="0"/>
         <w:jc w:val="both"/>
         <w:rPr>
-          <w:rFonts w:ascii="Times New Roman" w:eastAsia="標楷體" w:hAnsi="Times New Roman" w:hint="default"/>
-          <w:sz w:val="28"/>
-        </w:rPr>
-      </w:pPr>
-      <w:r>
-        <w:rPr>
-          <w:rFonts w:ascii="Times New Roman" w:eastAsia="標楷體" w:hAnsi="Times New Roman"/>
+          <w:rFonts w:ascii="Times New Roman" w:eastAsia="DFKai-SB" w:hAnsi="Times New Roman" w:hint="default"/>
+          <w:sz w:val="28"/>
+        </w:rPr>
+      </w:pPr>
+      <w:r>
+        <w:rPr>
+          <w:rFonts w:ascii="Times New Roman" w:eastAsia="DFKai-SB" w:hAnsi="Times New Roman"/>
           <w:sz w:val="28"/>
         </w:rPr>
         <w:t>指導教師：</w:t>
       </w:r>
       <w:r>
         <w:rPr>
-          <w:rFonts w:ascii="Times New Roman" w:eastAsia="標楷體" w:hAnsi="Times New Roman"/>
+          <w:rFonts w:ascii="Times New Roman" w:eastAsia="DFKai-SB" w:hAnsi="Times New Roman"/>
           <w:sz w:val="28"/>
         </w:rPr>
         <w:t>林俊杰</w:t>
@@ -150,20 +150,20 @@
         <w:snapToGrid w:val="0"/>
         <w:jc w:val="both"/>
         <w:rPr>
-          <w:rFonts w:ascii="Times New Roman" w:eastAsia="標楷體" w:hAnsi="Times New Roman" w:hint="default"/>
-          <w:sz w:val="28"/>
-        </w:rPr>
-      </w:pPr>
-      <w:r>
-        <w:rPr>
-          <w:rFonts w:ascii="Times New Roman" w:eastAsia="標楷體" w:hAnsi="Times New Roman"/>
+          <w:rFonts w:ascii="Times New Roman" w:eastAsia="DFKai-SB" w:hAnsi="Times New Roman" w:hint="default"/>
+          <w:sz w:val="28"/>
+        </w:rPr>
+      </w:pPr>
+      <w:r>
+        <w:rPr>
+          <w:rFonts w:ascii="Times New Roman" w:eastAsia="DFKai-SB" w:hAnsi="Times New Roman"/>
           <w:sz w:val="28"/>
         </w:rPr>
         <w:t>專題學生：</w:t>
       </w:r>
       <w:r>
         <w:rPr>
-          <w:rFonts w:ascii="Times New Roman" w:eastAsia="標楷體" w:hAnsi="Times New Roman"/>
+          <w:rFonts w:ascii="Times New Roman" w:eastAsia="DFKai-SB" w:hAnsi="Times New Roman"/>
           <w:sz w:val="28"/>
         </w:rPr>
         <w:t>許凱俊、陳秉鴻、連卉</w:t>
@@ -171,7 +171,7 @@
       <w:proofErr w:type="gramStart"/>
       <w:r>
         <w:rPr>
-          <w:rFonts w:ascii="Times New Roman" w:eastAsia="標楷體" w:hAnsi="Times New Roman"/>
+          <w:rFonts w:ascii="Times New Roman" w:eastAsia="DFKai-SB" w:hAnsi="Times New Roman"/>
           <w:sz w:val="28"/>
         </w:rPr>
         <w:t>媗</w:t>
@@ -179,7 +179,7 @@
       <w:proofErr w:type="gramEnd"/>
       <w:r>
         <w:rPr>
-          <w:rFonts w:ascii="Times New Roman" w:eastAsia="標楷體" w:hAnsi="Times New Roman"/>
+          <w:rFonts w:ascii="Times New Roman" w:eastAsia="DFKai-SB" w:hAnsi="Times New Roman"/>
           <w:sz w:val="28"/>
         </w:rPr>
         <w:t>、江芸萱</w:t>
@@ -199,14 +199,14 @@
         <w:spacing w:before="120" w:line="360" w:lineRule="auto"/>
         <w:ind w:left="482" w:hanging="482"/>
         <w:rPr>
-          <w:rFonts w:eastAsia="標楷體"/>
+          <w:rFonts w:eastAsia="DFKai-SB"/>
           <w:b/>
           <w:sz w:val="28"/>
         </w:rPr>
       </w:pPr>
       <w:r>
         <w:rPr>
-          <w:rFonts w:eastAsia="標楷體" w:hint="eastAsia"/>
+          <w:rFonts w:eastAsia="DFKai-SB" w:hint="eastAsia"/>
           <w:b/>
           <w:sz w:val="28"/>
         </w:rPr>
@@ -222,64 +222,16 @@
         <w:ind w:left="482" w:firstLineChars="200" w:firstLine="480"/>
         <w:jc w:val="both"/>
         <w:rPr>
-          <w:rFonts w:eastAsia="標楷體" w:hint="eastAsia"/>
-          <w:szCs w:val="24"/>
-        </w:rPr>
-      </w:pPr>
-      <w:r>
-        <w:rPr>
-          <w:rFonts w:eastAsia="標楷體" w:hint="eastAsia"/>
-          <w:szCs w:val="24"/>
-        </w:rPr>
-        <w:t>隨著校園學習資源更迭快速，學生對教科書與參考用書的需求持續成長，二手書交易已成為節省學習成本的重要管道。然而，現行交易模式仍存在諸多痛點：</w:t>
-      </w:r>
-      <w:proofErr w:type="gramStart"/>
-      <w:r>
-        <w:rPr>
-          <w:rFonts w:eastAsia="標楷體" w:hint="eastAsia"/>
-          <w:szCs w:val="24"/>
-        </w:rPr>
-        <w:t>面交需配合</w:t>
-      </w:r>
-      <w:proofErr w:type="gramEnd"/>
-      <w:r>
-        <w:rPr>
-          <w:rFonts w:eastAsia="標楷體" w:hint="eastAsia"/>
-          <w:szCs w:val="24"/>
-        </w:rPr>
-        <w:t>雙方時間，常因課業繁忙而難以成局；</w:t>
-      </w:r>
-      <w:proofErr w:type="gramStart"/>
-      <w:r>
-        <w:rPr>
-          <w:rFonts w:eastAsia="標楷體" w:hint="eastAsia"/>
-          <w:szCs w:val="24"/>
-        </w:rPr>
-        <w:t>線上寄送雖</w:t>
-      </w:r>
-      <w:proofErr w:type="gramEnd"/>
-      <w:r>
-        <w:rPr>
-          <w:rFonts w:eastAsia="標楷體" w:hint="eastAsia"/>
-          <w:szCs w:val="24"/>
-        </w:rPr>
-        <w:t>具便利性，但書</w:t>
-      </w:r>
-      <w:proofErr w:type="gramStart"/>
-      <w:r>
-        <w:rPr>
-          <w:rFonts w:eastAsia="標楷體" w:hint="eastAsia"/>
-          <w:szCs w:val="24"/>
-        </w:rPr>
-        <w:t>況</w:t>
-      </w:r>
-      <w:proofErr w:type="gramEnd"/>
-      <w:r>
-        <w:rPr>
-          <w:rFonts w:eastAsia="標楷體" w:hint="eastAsia"/>
-          <w:szCs w:val="24"/>
-        </w:rPr>
-        <w:t>描述與實物常有落差，加上預付款後可能遭遇詐騙糾紛，使學生對交易安全性存有疑慮。</w:t>
+          <w:rFonts w:eastAsia="DFKai-SB"/>
+          <w:szCs w:val="24"/>
+        </w:rPr>
+      </w:pPr>
+      <w:r>
+        <w:rPr>
+          <w:rFonts w:eastAsia="DFKai-SB" w:hint="eastAsia"/>
+          <w:szCs w:val="24"/>
+        </w:rPr>
+        <w:t>隨著校園學習資源更迭快速，學生對教科書與參考用書的需求持續成長，二手書交易已成為節省學習成本的重要管道。然而，現行交易模式仍存在諸多痛點：面交需配合雙方時間，常因課業繁忙而難以成局；線上寄送雖具便利性，但書況描述與實物常有落差，加上預付款後可能遭遇詐騙糾紛，使學生對交易安全性存有疑慮。</w:t>
       </w:r>
     </w:p>
     <w:p>
@@ -291,78 +243,30 @@
         <w:ind w:left="482" w:firstLineChars="200" w:firstLine="480"/>
         <w:jc w:val="both"/>
         <w:rPr>
-          <w:rFonts w:eastAsia="標楷體"/>
-          <w:szCs w:val="24"/>
-        </w:rPr>
-      </w:pPr>
-      <w:r>
-        <w:rPr>
-          <w:rFonts w:eastAsia="標楷體" w:hint="eastAsia"/>
-          <w:szCs w:val="24"/>
-        </w:rPr>
-        <w:t>本系統以「校園循環經濟」為發想起點，整合行動應用程式與智慧書櫃硬體，建立兼顧便利性與信任機制的二手書交易平台。平台</w:t>
-      </w:r>
-      <w:proofErr w:type="gramStart"/>
-      <w:r>
-        <w:rPr>
-          <w:rFonts w:eastAsia="標楷體" w:hint="eastAsia"/>
-          <w:szCs w:val="24"/>
-        </w:rPr>
-        <w:t>採</w:t>
-      </w:r>
-      <w:proofErr w:type="gramEnd"/>
-      <w:r>
-        <w:rPr>
-          <w:rFonts w:eastAsia="標楷體" w:hint="eastAsia"/>
-          <w:szCs w:val="24"/>
-        </w:rPr>
-        <w:t>「先驗收、後完成」設計，買家於實體書櫃取書並確認書</w:t>
-      </w:r>
-      <w:proofErr w:type="gramStart"/>
-      <w:r>
-        <w:rPr>
-          <w:rFonts w:eastAsia="標楷體" w:hint="eastAsia"/>
-          <w:szCs w:val="24"/>
-        </w:rPr>
-        <w:t>況</w:t>
-      </w:r>
-      <w:proofErr w:type="gramEnd"/>
-      <w:r>
-        <w:rPr>
-          <w:rFonts w:eastAsia="標楷體" w:hint="eastAsia"/>
-          <w:szCs w:val="24"/>
-        </w:rPr>
-        <w:t>後系統才完成撥款，從機制面降低交易風險；同時提供</w:t>
-      </w:r>
-      <w:r>
-        <w:rPr>
-          <w:rFonts w:eastAsia="標楷體" w:hint="eastAsia"/>
+          <w:rFonts w:eastAsia="DFKai-SB"/>
+          <w:szCs w:val="24"/>
+        </w:rPr>
+      </w:pPr>
+      <w:r>
+        <w:rPr>
+          <w:rFonts w:eastAsia="DFKai-SB" w:hint="eastAsia"/>
+          <w:szCs w:val="24"/>
+        </w:rPr>
+        <w:t>本系統以「校園循環經濟」為發想起點，整合行動應用程式與智慧書櫃硬體，建立兼顧便利性與信任機制的二手書交易平台。平台採「先驗收、後完成」設計，買家於實體書櫃取書並確認書況後系統才完成撥款，從機制面降低交易風險；同時提供</w:t>
+      </w:r>
+      <w:r>
+        <w:rPr>
+          <w:rFonts w:eastAsia="DFKai-SB" w:hint="eastAsia"/>
           <w:szCs w:val="24"/>
         </w:rPr>
         <w:t>ISBN</w:t>
       </w:r>
       <w:r>
         <w:rPr>
-          <w:rFonts w:eastAsia="標楷體" w:hint="eastAsia"/>
-          <w:szCs w:val="24"/>
-        </w:rPr>
-        <w:t>快速上架、書</w:t>
-      </w:r>
-      <w:proofErr w:type="gramStart"/>
-      <w:r>
-        <w:rPr>
-          <w:rFonts w:eastAsia="標楷體" w:hint="eastAsia"/>
-          <w:szCs w:val="24"/>
-        </w:rPr>
-        <w:t>況實拍</w:t>
-      </w:r>
-      <w:proofErr w:type="gramEnd"/>
-      <w:r>
-        <w:rPr>
-          <w:rFonts w:eastAsia="標楷體" w:hint="eastAsia"/>
-          <w:szCs w:val="24"/>
-        </w:rPr>
-        <w:t>、即時聊天與會員等級制度等功能，簡化交易流程並提升使用者參與感。</w:t>
+          <w:rFonts w:eastAsia="DFKai-SB" w:hint="eastAsia"/>
+          <w:szCs w:val="24"/>
+        </w:rPr>
+        <w:t>快速上架、書況實拍、即時聊天與會員等級制度等功能，簡化交易流程並提升使用者參與感。</w:t>
       </w:r>
     </w:p>
     <w:p>
@@ -379,14 +283,14 @@
         <w:spacing w:line="360" w:lineRule="auto"/>
         <w:ind w:left="482" w:hanging="482"/>
         <w:rPr>
-          <w:rFonts w:eastAsia="標楷體"/>
+          <w:rFonts w:eastAsia="DFKai-SB"/>
           <w:b/>
           <w:sz w:val="28"/>
         </w:rPr>
       </w:pPr>
       <w:r>
         <w:rPr>
-          <w:rFonts w:eastAsia="標楷體" w:hint="eastAsia"/>
+          <w:rFonts w:eastAsia="DFKai-SB" w:hint="eastAsia"/>
           <w:b/>
           <w:sz w:val="28"/>
         </w:rPr>
@@ -402,13 +306,13 @@
         <w:ind w:left="482" w:firstLineChars="200" w:firstLine="480"/>
         <w:jc w:val="both"/>
         <w:rPr>
-          <w:rFonts w:eastAsia="標楷體" w:hint="eastAsia"/>
-          <w:szCs w:val="24"/>
-        </w:rPr>
-      </w:pPr>
-      <w:r>
-        <w:rPr>
-          <w:rFonts w:eastAsia="標楷體" w:hint="eastAsia"/>
+          <w:rFonts w:eastAsia="DFKai-SB"/>
+          <w:szCs w:val="24"/>
+        </w:rPr>
+      </w:pPr>
+      <w:r>
+        <w:rPr>
+          <w:rFonts w:eastAsia="DFKai-SB" w:hint="eastAsia"/>
           <w:szCs w:val="24"/>
         </w:rPr>
         <w:t>本系統以「簡化流程」與「提升交易信任」為核心，整合行動應用程式與智慧書櫃，建立完整的二手書交易流程。</w:t>
@@ -423,13 +327,13 @@
         <w:ind w:left="482" w:firstLineChars="200" w:firstLine="480"/>
         <w:jc w:val="both"/>
         <w:rPr>
-          <w:rFonts w:eastAsia="標楷體" w:hint="eastAsia"/>
-          <w:szCs w:val="24"/>
-        </w:rPr>
-      </w:pPr>
-      <w:r>
-        <w:rPr>
-          <w:rFonts w:eastAsia="標楷體" w:hint="eastAsia"/>
+          <w:rFonts w:eastAsia="DFKai-SB"/>
+          <w:szCs w:val="24"/>
+        </w:rPr>
+      </w:pPr>
+      <w:r>
+        <w:rPr>
+          <w:rFonts w:eastAsia="DFKai-SB" w:hint="eastAsia"/>
           <w:szCs w:val="24"/>
         </w:rPr>
         <w:t>在</w:t>
@@ -437,7 +341,7 @@
       <w:proofErr w:type="gramStart"/>
       <w:r>
         <w:rPr>
-          <w:rFonts w:eastAsia="標楷體" w:hint="eastAsia"/>
+          <w:rFonts w:eastAsia="DFKai-SB" w:hint="eastAsia"/>
           <w:szCs w:val="24"/>
         </w:rPr>
         <w:t>賣家端</w:t>
@@ -445,21 +349,21 @@
       <w:proofErr w:type="gramEnd"/>
       <w:r>
         <w:rPr>
-          <w:rFonts w:eastAsia="標楷體" w:hint="eastAsia"/>
+          <w:rFonts w:eastAsia="DFKai-SB" w:hint="eastAsia"/>
           <w:szCs w:val="24"/>
         </w:rPr>
         <w:t>，使用者可透過</w:t>
       </w:r>
       <w:r>
         <w:rPr>
-          <w:rFonts w:eastAsia="標楷體" w:hint="eastAsia"/>
+          <w:rFonts w:eastAsia="DFKai-SB" w:hint="eastAsia"/>
           <w:szCs w:val="24"/>
         </w:rPr>
         <w:t>ISBN</w:t>
       </w:r>
       <w:r>
         <w:rPr>
-          <w:rFonts w:eastAsia="標楷體" w:hint="eastAsia"/>
+          <w:rFonts w:eastAsia="DFKai-SB" w:hint="eastAsia"/>
           <w:szCs w:val="24"/>
         </w:rPr>
         <w:t>條碼掃描快速建立商品，自動帶入書籍資訊，僅需補充書</w:t>
@@ -467,7 +371,7 @@
       <w:proofErr w:type="gramStart"/>
       <w:r>
         <w:rPr>
-          <w:rFonts w:eastAsia="標楷體" w:hint="eastAsia"/>
+          <w:rFonts w:eastAsia="DFKai-SB" w:hint="eastAsia"/>
           <w:szCs w:val="24"/>
         </w:rPr>
         <w:t>況</w:t>
@@ -475,21 +379,21 @@
       <w:proofErr w:type="gramEnd"/>
       <w:r>
         <w:rPr>
-          <w:rFonts w:eastAsia="標楷體" w:hint="eastAsia"/>
+          <w:rFonts w:eastAsia="DFKai-SB" w:hint="eastAsia"/>
           <w:szCs w:val="24"/>
         </w:rPr>
         <w:t>與價格即可完成上架。上架後可彈性修改或取消販售，並透過掃描</w:t>
       </w:r>
       <w:r>
         <w:rPr>
-          <w:rFonts w:eastAsia="標楷體" w:hint="eastAsia"/>
+          <w:rFonts w:eastAsia="DFKai-SB" w:hint="eastAsia"/>
           <w:szCs w:val="24"/>
         </w:rPr>
         <w:t>QR Code</w:t>
       </w:r>
       <w:r>
         <w:rPr>
-          <w:rFonts w:eastAsia="標楷體" w:hint="eastAsia"/>
+          <w:rFonts w:eastAsia="DFKai-SB" w:hint="eastAsia"/>
           <w:szCs w:val="24"/>
         </w:rPr>
         <w:t>將書籍存入智慧書櫃，降低上架與交付成本。</w:t>
@@ -504,13 +408,13 @@
         <w:ind w:left="482" w:firstLineChars="200" w:firstLine="480"/>
         <w:jc w:val="both"/>
         <w:rPr>
-          <w:rFonts w:eastAsia="標楷體" w:hint="eastAsia"/>
-          <w:szCs w:val="24"/>
-        </w:rPr>
-      </w:pPr>
-      <w:r>
-        <w:rPr>
-          <w:rFonts w:eastAsia="標楷體" w:hint="eastAsia"/>
+          <w:rFonts w:eastAsia="DFKai-SB"/>
+          <w:szCs w:val="24"/>
+        </w:rPr>
+      </w:pPr>
+      <w:r>
+        <w:rPr>
+          <w:rFonts w:eastAsia="DFKai-SB" w:hint="eastAsia"/>
           <w:szCs w:val="24"/>
         </w:rPr>
         <w:t>在買家端，使用者可瀏覽書籍資訊與</w:t>
@@ -518,7 +422,7 @@
       <w:proofErr w:type="gramStart"/>
       <w:r>
         <w:rPr>
-          <w:rFonts w:eastAsia="標楷體" w:hint="eastAsia"/>
+          <w:rFonts w:eastAsia="DFKai-SB" w:hint="eastAsia"/>
           <w:szCs w:val="24"/>
         </w:rPr>
         <w:t>實拍書況</w:t>
@@ -526,7 +430,7 @@
       <w:proofErr w:type="gramEnd"/>
       <w:r>
         <w:rPr>
-          <w:rFonts w:eastAsia="標楷體" w:hint="eastAsia"/>
+          <w:rFonts w:eastAsia="DFKai-SB" w:hint="eastAsia"/>
           <w:szCs w:val="24"/>
         </w:rPr>
         <w:t>照片，透過收藏與購物車功能進行篩選與比較。訂單成立後，系統即時通知買家取書，並提供期限提醒，確保交易順利完成。</w:t>
@@ -541,13 +445,13 @@
         <w:ind w:left="482" w:firstLineChars="200" w:firstLine="480"/>
         <w:jc w:val="both"/>
         <w:rPr>
-          <w:rFonts w:eastAsia="標楷體" w:hint="eastAsia"/>
-          <w:szCs w:val="24"/>
-        </w:rPr>
-      </w:pPr>
-      <w:r>
-        <w:rPr>
-          <w:rFonts w:eastAsia="標楷體" w:hint="eastAsia"/>
+          <w:rFonts w:eastAsia="DFKai-SB"/>
+          <w:szCs w:val="24"/>
+        </w:rPr>
+      </w:pPr>
+      <w:r>
+        <w:rPr>
+          <w:rFonts w:eastAsia="DFKai-SB" w:hint="eastAsia"/>
           <w:szCs w:val="24"/>
         </w:rPr>
         <w:t>在交易機制上，系統</w:t>
@@ -555,7 +459,7 @@
       <w:proofErr w:type="gramStart"/>
       <w:r>
         <w:rPr>
-          <w:rFonts w:eastAsia="標楷體" w:hint="eastAsia"/>
+          <w:rFonts w:eastAsia="DFKai-SB" w:hint="eastAsia"/>
           <w:szCs w:val="24"/>
         </w:rPr>
         <w:t>採</w:t>
@@ -563,7 +467,7 @@
       <w:proofErr w:type="gramEnd"/>
       <w:r>
         <w:rPr>
-          <w:rFonts w:eastAsia="標楷體" w:hint="eastAsia"/>
+          <w:rFonts w:eastAsia="DFKai-SB" w:hint="eastAsia"/>
           <w:szCs w:val="24"/>
         </w:rPr>
         <w:t>「先驗收、後完成」設計。買家取書後需確認訂單，系統才完成撥款；若書</w:t>
@@ -571,7 +475,7 @@
       <w:proofErr w:type="gramStart"/>
       <w:r>
         <w:rPr>
-          <w:rFonts w:eastAsia="標楷體" w:hint="eastAsia"/>
+          <w:rFonts w:eastAsia="DFKai-SB" w:hint="eastAsia"/>
           <w:szCs w:val="24"/>
         </w:rPr>
         <w:t>況</w:t>
@@ -579,7 +483,7 @@
       <w:proofErr w:type="gramEnd"/>
       <w:r>
         <w:rPr>
-          <w:rFonts w:eastAsia="標楷體" w:hint="eastAsia"/>
+          <w:rFonts w:eastAsia="DFKai-SB" w:hint="eastAsia"/>
           <w:szCs w:val="24"/>
         </w:rPr>
         <w:t>不符，可提出申訴並暫停交易，由管理員介入處理。此機制有效降低詐騙與糾紛風險。</w:t>
@@ -594,14 +498,14 @@
         <w:ind w:left="482" w:firstLineChars="200" w:firstLine="480"/>
         <w:jc w:val="both"/>
         <w:rPr>
-          <w:rFonts w:eastAsia="標楷體" w:hint="eastAsia"/>
+          <w:rFonts w:eastAsia="DFKai-SB"/>
           <w:szCs w:val="24"/>
         </w:rPr>
       </w:pPr>
       <w:proofErr w:type="gramStart"/>
       <w:r>
         <w:rPr>
-          <w:rFonts w:eastAsia="標楷體" w:hint="eastAsia"/>
+          <w:rFonts w:eastAsia="DFKai-SB" w:hint="eastAsia"/>
           <w:szCs w:val="24"/>
         </w:rPr>
         <w:t>此外，</w:t>
@@ -609,7 +513,7 @@
       <w:proofErr w:type="gramEnd"/>
       <w:r>
         <w:rPr>
-          <w:rFonts w:eastAsia="標楷體" w:hint="eastAsia"/>
+          <w:rFonts w:eastAsia="DFKai-SB" w:hint="eastAsia"/>
           <w:szCs w:val="24"/>
         </w:rPr>
         <w:t>系統提供會員等級、即時聊天與後台管理功能，強化使用者互動與平台營運能力。</w:t>
@@ -624,13 +528,13 @@
         <w:ind w:left="482" w:firstLineChars="200" w:firstLine="480"/>
         <w:jc w:val="both"/>
         <w:rPr>
-          <w:rFonts w:eastAsia="標楷體"/>
-          <w:szCs w:val="24"/>
-        </w:rPr>
-      </w:pPr>
-      <w:r>
-        <w:rPr>
-          <w:rFonts w:eastAsia="標楷體" w:hint="eastAsia"/>
+          <w:rFonts w:eastAsia="DFKai-SB"/>
+          <w:szCs w:val="24"/>
+        </w:rPr>
+      </w:pPr>
+      <w:r>
+        <w:rPr>
+          <w:rFonts w:eastAsia="DFKai-SB" w:hint="eastAsia"/>
           <w:szCs w:val="24"/>
         </w:rPr>
         <w:t>本系統透過「快速上架」、「書</w:t>
@@ -638,7 +542,7 @@
       <w:proofErr w:type="gramStart"/>
       <w:r>
         <w:rPr>
-          <w:rFonts w:eastAsia="標楷體" w:hint="eastAsia"/>
+          <w:rFonts w:eastAsia="DFKai-SB" w:hint="eastAsia"/>
           <w:szCs w:val="24"/>
         </w:rPr>
         <w:t>況</w:t>
@@ -646,7 +550,7 @@
       <w:proofErr w:type="gramEnd"/>
       <w:r>
         <w:rPr>
-          <w:rFonts w:eastAsia="標楷體" w:hint="eastAsia"/>
+          <w:rFonts w:eastAsia="DFKai-SB" w:hint="eastAsia"/>
           <w:szCs w:val="24"/>
         </w:rPr>
         <w:t>透明」與「實體驗收」，有效解決傳統二手書交易中流程繁瑣與信任不足的問題。</w:t>
@@ -666,14 +570,14 @@
         <w:spacing w:line="360" w:lineRule="auto"/>
         <w:ind w:left="482" w:hanging="482"/>
         <w:rPr>
-          <w:rFonts w:eastAsia="標楷體"/>
+          <w:rFonts w:eastAsia="DFKai-SB"/>
           <w:b/>
           <w:sz w:val="28"/>
         </w:rPr>
       </w:pPr>
       <w:r>
         <w:rPr>
-          <w:rFonts w:eastAsia="標楷體" w:hint="eastAsia"/>
+          <w:rFonts w:eastAsia="DFKai-SB" w:hint="eastAsia"/>
           <w:b/>
           <w:sz w:val="28"/>
         </w:rPr>
@@ -689,13 +593,13 @@
         <w:ind w:left="482" w:firstLineChars="200" w:firstLine="480"/>
         <w:jc w:val="both"/>
         <w:rPr>
-          <w:rFonts w:eastAsia="標楷體"/>
-          <w:szCs w:val="24"/>
-        </w:rPr>
-      </w:pPr>
-      <w:r>
-        <w:rPr>
-          <w:rFonts w:eastAsia="標楷體"/>
+          <w:rFonts w:eastAsia="DFKai-SB"/>
+          <w:szCs w:val="24"/>
+        </w:rPr>
+      </w:pPr>
+      <w:r>
+        <w:rPr>
+          <w:rFonts w:eastAsia="DFKai-SB"/>
           <w:szCs w:val="24"/>
         </w:rPr>
         <w:t>本系統主要面向有買賣二手書籍需求的學生族群，尤其針對課業繁忙、無法配合特定面交時間，或</w:t>
@@ -703,7 +607,7 @@
       <w:proofErr w:type="gramStart"/>
       <w:r>
         <w:rPr>
-          <w:rFonts w:eastAsia="標楷體"/>
+          <w:rFonts w:eastAsia="DFKai-SB"/>
           <w:szCs w:val="24"/>
         </w:rPr>
         <w:t>對線上交易</w:t>
@@ -711,77 +615,77 @@
       <w:proofErr w:type="gramEnd"/>
       <w:r>
         <w:rPr>
-          <w:rFonts w:eastAsia="標楷體"/>
+          <w:rFonts w:eastAsia="DFKai-SB"/>
           <w:szCs w:val="24"/>
         </w:rPr>
         <w:t>安全性存疑的校園使用者。依問卷調查結果，受訪者以</w:t>
       </w:r>
       <w:r>
         <w:rPr>
-          <w:rFonts w:eastAsia="標楷體"/>
+          <w:rFonts w:eastAsia="DFKai-SB"/>
           <w:szCs w:val="24"/>
         </w:rPr>
         <w:t>21</w:t>
       </w:r>
       <w:r>
         <w:rPr>
-          <w:rFonts w:eastAsia="標楷體"/>
+          <w:rFonts w:eastAsia="DFKai-SB"/>
           <w:szCs w:val="24"/>
         </w:rPr>
         <w:t>至</w:t>
       </w:r>
       <w:r>
         <w:rPr>
-          <w:rFonts w:eastAsia="標楷體"/>
+          <w:rFonts w:eastAsia="DFKai-SB"/>
           <w:szCs w:val="24"/>
         </w:rPr>
         <w:t>25</w:t>
       </w:r>
       <w:r>
         <w:rPr>
-          <w:rFonts w:eastAsia="標楷體"/>
+          <w:rFonts w:eastAsia="DFKai-SB"/>
           <w:szCs w:val="24"/>
         </w:rPr>
         <w:t>歲（</w:t>
       </w:r>
       <w:r>
         <w:rPr>
-          <w:rFonts w:eastAsia="標楷體"/>
+          <w:rFonts w:eastAsia="DFKai-SB"/>
           <w:szCs w:val="24"/>
         </w:rPr>
         <w:t>49.4%</w:t>
       </w:r>
       <w:r>
         <w:rPr>
-          <w:rFonts w:eastAsia="標楷體"/>
+          <w:rFonts w:eastAsia="DFKai-SB"/>
           <w:szCs w:val="24"/>
         </w:rPr>
         <w:t>）及</w:t>
       </w:r>
       <w:r>
         <w:rPr>
-          <w:rFonts w:eastAsia="標楷體"/>
+          <w:rFonts w:eastAsia="DFKai-SB"/>
           <w:szCs w:val="24"/>
         </w:rPr>
         <w:t>20</w:t>
       </w:r>
       <w:r>
         <w:rPr>
-          <w:rFonts w:eastAsia="標楷體"/>
+          <w:rFonts w:eastAsia="DFKai-SB"/>
           <w:szCs w:val="24"/>
         </w:rPr>
         <w:t>歲以下（</w:t>
       </w:r>
       <w:r>
         <w:rPr>
-          <w:rFonts w:eastAsia="標楷體"/>
+          <w:rFonts w:eastAsia="DFKai-SB"/>
           <w:szCs w:val="24"/>
         </w:rPr>
         <w:t>30.1%</w:t>
       </w:r>
       <w:r>
         <w:rPr>
-          <w:rFonts w:eastAsia="標楷體"/>
+          <w:rFonts w:eastAsia="DFKai-SB"/>
           <w:szCs w:val="24"/>
         </w:rPr>
         <w:t>）為主，與本系統預設目標使用者高度吻合。次要對象為系統管理員，負責維運書櫃據點、審核申訴案件與管理平台內容。</w:t>
@@ -802,14 +706,14 @@
         <w:spacing w:line="360" w:lineRule="auto"/>
         <w:ind w:left="482" w:hanging="482"/>
         <w:rPr>
-          <w:rFonts w:eastAsia="標楷體"/>
+          <w:rFonts w:eastAsia="DFKai-SB"/>
           <w:b/>
           <w:sz w:val="28"/>
         </w:rPr>
       </w:pPr>
       <w:r>
         <w:rPr>
-          <w:rFonts w:eastAsia="標楷體" w:hint="eastAsia"/>
+          <w:rFonts w:eastAsia="DFKai-SB" w:hint="eastAsia"/>
           <w:b/>
           <w:sz w:val="28"/>
         </w:rPr>
@@ -826,13 +730,13 @@
         <w:ind w:left="482"/>
         <w:jc w:val="both"/>
         <w:rPr>
-          <w:rFonts w:eastAsia="標楷體"/>
-          <w:szCs w:val="24"/>
-        </w:rPr>
-      </w:pPr>
-      <w:r>
-        <w:rPr>
-          <w:rFonts w:eastAsia="標楷體" w:hint="eastAsia"/>
+          <w:rFonts w:eastAsia="DFKai-SB"/>
+          <w:szCs w:val="24"/>
+        </w:rPr>
+      </w:pPr>
+      <w:r>
+        <w:rPr>
+          <w:rFonts w:eastAsia="DFKai-SB" w:hint="eastAsia"/>
           <w:szCs w:val="24"/>
         </w:rPr>
         <w:t>本系統具備五大核心特色：</w:t>
@@ -849,20 +753,20 @@
         <w:spacing w:line="360" w:lineRule="auto"/>
         <w:ind w:left="754" w:hanging="272"/>
         <w:rPr>
-          <w:rFonts w:eastAsia="標楷體"/>
-          <w:szCs w:val="24"/>
-        </w:rPr>
-      </w:pPr>
-      <w:r>
-        <w:rPr>
-          <w:rFonts w:eastAsia="標楷體"/>
+          <w:rFonts w:eastAsia="DFKai-SB"/>
+          <w:szCs w:val="24"/>
+        </w:rPr>
+      </w:pPr>
+      <w:r>
+        <w:rPr>
+          <w:rFonts w:eastAsia="DFKai-SB"/>
           <w:szCs w:val="24"/>
         </w:rPr>
         <w:t>ISBN</w:t>
       </w:r>
       <w:r>
         <w:rPr>
-          <w:rFonts w:eastAsia="標楷體"/>
+          <w:rFonts w:eastAsia="DFKai-SB"/>
           <w:szCs w:val="24"/>
         </w:rPr>
         <w:t>掃描快速上架，掃描條碼即可自動帶入書名等出版資訊，大幅降低上架門檻。</w:t>
@@ -879,13 +783,13 @@
         <w:spacing w:line="360" w:lineRule="auto"/>
         <w:ind w:left="754" w:hanging="272"/>
         <w:rPr>
-          <w:rFonts w:eastAsia="標楷體"/>
-          <w:szCs w:val="24"/>
-        </w:rPr>
-      </w:pPr>
-      <w:r>
-        <w:rPr>
-          <w:rFonts w:eastAsia="標楷體"/>
+          <w:rFonts w:eastAsia="DFKai-SB"/>
+          <w:szCs w:val="24"/>
+        </w:rPr>
+      </w:pPr>
+      <w:r>
+        <w:rPr>
+          <w:rFonts w:eastAsia="DFKai-SB"/>
           <w:szCs w:val="24"/>
         </w:rPr>
         <w:t>透過智慧書櫃進行實體交付，</w:t>
@@ -893,7 +797,7 @@
       <w:proofErr w:type="gramStart"/>
       <w:r>
         <w:rPr>
-          <w:rFonts w:eastAsia="標楷體"/>
+          <w:rFonts w:eastAsia="DFKai-SB"/>
           <w:szCs w:val="24"/>
         </w:rPr>
         <w:t>採</w:t>
@@ -901,26 +805,10 @@
       <w:proofErr w:type="gramEnd"/>
       <w:r>
         <w:rPr>
-          <w:rFonts w:eastAsia="標楷體"/>
-          <w:szCs w:val="24"/>
-        </w:rPr>
-        <w:t>「先驗收、後撥款」機制，買家確認書</w:t>
-      </w:r>
-      <w:proofErr w:type="gramStart"/>
-      <w:r>
-        <w:rPr>
-          <w:rFonts w:eastAsia="標楷體"/>
-          <w:szCs w:val="24"/>
-        </w:rPr>
-        <w:t>況</w:t>
-      </w:r>
-      <w:proofErr w:type="gramEnd"/>
-      <w:r>
-        <w:rPr>
-          <w:rFonts w:eastAsia="標楷體"/>
-          <w:szCs w:val="24"/>
-        </w:rPr>
-        <w:t>後系統才完成撥款，從根本降低詐騙與糾紛風險。</w:t>
+          <w:rFonts w:eastAsia="DFKai-SB"/>
+          <w:szCs w:val="24"/>
+        </w:rPr>
+        <w:t>「先驗收、後撥款」機制，買家確認書況後系統才完成撥款，從根本降低詐騙與糾紛風險。</w:t>
       </w:r>
     </w:p>
     <w:p>
@@ -934,55 +822,55 @@
         <w:spacing w:line="360" w:lineRule="auto"/>
         <w:ind w:left="754" w:hanging="272"/>
         <w:rPr>
-          <w:rFonts w:eastAsia="標楷體"/>
-          <w:szCs w:val="24"/>
-        </w:rPr>
-      </w:pPr>
-      <w:r>
-        <w:rPr>
-          <w:rFonts w:eastAsia="標楷體"/>
+          <w:rFonts w:eastAsia="DFKai-SB"/>
+          <w:szCs w:val="24"/>
+        </w:rPr>
+      </w:pPr>
+      <w:r>
+        <w:rPr>
+          <w:rFonts w:eastAsia="DFKai-SB"/>
           <w:szCs w:val="24"/>
         </w:rPr>
         <w:t>採用自製</w:t>
       </w:r>
       <w:r>
         <w:rPr>
-          <w:rFonts w:eastAsia="標楷體"/>
+          <w:rFonts w:eastAsia="DFKai-SB"/>
           <w:szCs w:val="24"/>
         </w:rPr>
         <w:t>3D</w:t>
       </w:r>
       <w:r>
         <w:rPr>
-          <w:rFonts w:eastAsia="標楷體"/>
+          <w:rFonts w:eastAsia="DFKai-SB"/>
           <w:szCs w:val="24"/>
         </w:rPr>
         <w:t>列印書櫃，結合</w:t>
       </w:r>
       <w:r>
         <w:rPr>
-          <w:rFonts w:eastAsia="標楷體"/>
+          <w:rFonts w:eastAsia="DFKai-SB"/>
           <w:szCs w:val="24"/>
         </w:rPr>
         <w:t>ESP32</w:t>
       </w:r>
       <w:r>
         <w:rPr>
-          <w:rFonts w:eastAsia="標楷體"/>
+          <w:rFonts w:eastAsia="DFKai-SB"/>
           <w:szCs w:val="24"/>
         </w:rPr>
         <w:t>控制模組，提供</w:t>
       </w:r>
       <w:r>
         <w:rPr>
-          <w:rFonts w:eastAsia="標楷體"/>
+          <w:rFonts w:eastAsia="DFKai-SB"/>
           <w:szCs w:val="24"/>
         </w:rPr>
         <w:t>24</w:t>
       </w:r>
       <w:r>
         <w:rPr>
-          <w:rFonts w:eastAsia="標楷體"/>
+          <w:rFonts w:eastAsia="DFKai-SB"/>
           <w:szCs w:val="24"/>
         </w:rPr>
         <w:t>小時非同步取書服務。</w:t>
@@ -999,13 +887,13 @@
         <w:spacing w:line="360" w:lineRule="auto"/>
         <w:ind w:left="754" w:hanging="272"/>
         <w:rPr>
-          <w:rFonts w:eastAsia="標楷體"/>
-          <w:szCs w:val="24"/>
-        </w:rPr>
-      </w:pPr>
-      <w:r>
-        <w:rPr>
-          <w:rFonts w:eastAsia="標楷體"/>
+          <w:rFonts w:eastAsia="DFKai-SB"/>
+          <w:szCs w:val="24"/>
+        </w:rPr>
+      </w:pPr>
+      <w:r>
+        <w:rPr>
+          <w:rFonts w:eastAsia="DFKai-SB"/>
           <w:szCs w:val="24"/>
         </w:rPr>
         <w:t>上架資訊透明化，賣家須提供書</w:t>
@@ -1013,7 +901,7 @@
       <w:proofErr w:type="gramStart"/>
       <w:r>
         <w:rPr>
-          <w:rFonts w:eastAsia="標楷體"/>
+          <w:rFonts w:eastAsia="DFKai-SB"/>
           <w:szCs w:val="24"/>
         </w:rPr>
         <w:t>況</w:t>
@@ -1021,21 +909,21 @@
       <w:proofErr w:type="gramEnd"/>
       <w:r>
         <w:rPr>
-          <w:rFonts w:eastAsia="標楷體"/>
+          <w:rFonts w:eastAsia="DFKai-SB"/>
           <w:szCs w:val="24"/>
         </w:rPr>
         <w:t>實拍照片，調查顯示逾</w:t>
       </w:r>
       <w:r>
         <w:rPr>
-          <w:rFonts w:eastAsia="標楷體"/>
+          <w:rFonts w:eastAsia="DFKai-SB"/>
           <w:szCs w:val="24"/>
         </w:rPr>
         <w:t>95%</w:t>
       </w:r>
       <w:r>
         <w:rPr>
-          <w:rFonts w:eastAsia="標楷體"/>
+          <w:rFonts w:eastAsia="DFKai-SB"/>
           <w:szCs w:val="24"/>
         </w:rPr>
         <w:t>受訪者認為此功能有助提升購買意願。</w:t>
@@ -1052,13 +940,13 @@
         <w:spacing w:line="360" w:lineRule="auto"/>
         <w:ind w:left="754" w:hanging="272"/>
         <w:rPr>
-          <w:rFonts w:eastAsia="標楷體"/>
-          <w:szCs w:val="24"/>
-        </w:rPr>
-      </w:pPr>
-      <w:r>
-        <w:rPr>
-          <w:rFonts w:eastAsia="標楷體"/>
+          <w:rFonts w:eastAsia="DFKai-SB"/>
+          <w:szCs w:val="24"/>
+        </w:rPr>
+      </w:pPr>
+      <w:r>
+        <w:rPr>
+          <w:rFonts w:eastAsia="DFKai-SB"/>
           <w:szCs w:val="24"/>
         </w:rPr>
         <w:t>透過會員等級、成就系統與聊天室功能，提升使用者參與感與平台黏著度。</w:t>
@@ -1078,14 +966,14 @@
         <w:spacing w:line="360" w:lineRule="auto"/>
         <w:ind w:left="482" w:hanging="482"/>
         <w:rPr>
-          <w:rFonts w:eastAsia="標楷體"/>
+          <w:rFonts w:eastAsia="DFKai-SB"/>
           <w:b/>
           <w:sz w:val="28"/>
         </w:rPr>
       </w:pPr>
       <w:r>
         <w:rPr>
-          <w:rFonts w:eastAsia="標楷體" w:hint="eastAsia"/>
+          <w:rFonts w:eastAsia="DFKai-SB" w:hint="eastAsia"/>
           <w:b/>
           <w:sz w:val="28"/>
         </w:rPr>
@@ -1101,13 +989,13 @@
         <w:ind w:left="482"/>
         <w:jc w:val="both"/>
         <w:rPr>
-          <w:rFonts w:eastAsia="標楷體"/>
-          <w:szCs w:val="24"/>
-        </w:rPr>
-      </w:pPr>
-      <w:r>
-        <w:rPr>
-          <w:rFonts w:eastAsia="標楷體"/>
+          <w:rFonts w:eastAsia="DFKai-SB"/>
+          <w:szCs w:val="24"/>
+        </w:rPr>
+      </w:pPr>
+      <w:r>
+        <w:rPr>
+          <w:rFonts w:eastAsia="DFKai-SB"/>
           <w:szCs w:val="24"/>
         </w:rPr>
         <w:t>本系統依模組分工採用以下開發工具：</w:t>
@@ -1123,56 +1011,57 @@
         <w:snapToGrid w:val="0"/>
         <w:spacing w:line="360" w:lineRule="auto"/>
         <w:ind w:left="754" w:hanging="272"/>
-        <w:rPr>
-          <w:rFonts w:eastAsia="標楷體" w:hint="eastAsia"/>
-          <w:szCs w:val="24"/>
-        </w:rPr>
-      </w:pPr>
-      <w:r>
-        <w:rPr>
-          <w:rFonts w:eastAsia="標楷體" w:hint="eastAsia"/>
+        <w:jc w:val="both"/>
+        <w:rPr>
+          <w:rFonts w:eastAsia="DFKai-SB"/>
+          <w:szCs w:val="24"/>
+        </w:rPr>
+      </w:pPr>
+      <w:r>
+        <w:rPr>
+          <w:rFonts w:eastAsia="DFKai-SB" w:hint="eastAsia"/>
           <w:szCs w:val="24"/>
         </w:rPr>
         <w:t>前端：</w:t>
       </w:r>
       <w:r>
         <w:rPr>
-          <w:rFonts w:eastAsia="標楷體" w:hint="eastAsia"/>
+          <w:rFonts w:eastAsia="DFKai-SB" w:hint="eastAsia"/>
           <w:szCs w:val="24"/>
         </w:rPr>
         <w:t>Flutter</w:t>
       </w:r>
       <w:r>
         <w:rPr>
-          <w:rFonts w:eastAsia="標楷體" w:hint="eastAsia"/>
+          <w:rFonts w:eastAsia="DFKai-SB" w:hint="eastAsia"/>
           <w:szCs w:val="24"/>
         </w:rPr>
         <w:t>跨平台框架，開發</w:t>
       </w:r>
       <w:r>
         <w:rPr>
-          <w:rFonts w:eastAsia="標楷體" w:hint="eastAsia"/>
+          <w:rFonts w:eastAsia="DFKai-SB" w:hint="eastAsia"/>
           <w:szCs w:val="24"/>
         </w:rPr>
         <w:t>iOS</w:t>
       </w:r>
       <w:r>
         <w:rPr>
-          <w:rFonts w:eastAsia="標楷體" w:hint="eastAsia"/>
+          <w:rFonts w:eastAsia="DFKai-SB" w:hint="eastAsia"/>
           <w:szCs w:val="24"/>
         </w:rPr>
         <w:t>與</w:t>
       </w:r>
       <w:r>
         <w:rPr>
-          <w:rFonts w:eastAsia="標楷體" w:hint="eastAsia"/>
+          <w:rFonts w:eastAsia="DFKai-SB" w:hint="eastAsia"/>
           <w:szCs w:val="24"/>
         </w:rPr>
         <w:t>Android</w:t>
       </w:r>
       <w:r>
         <w:rPr>
-          <w:rFonts w:eastAsia="標楷體" w:hint="eastAsia"/>
+          <w:rFonts w:eastAsia="DFKai-SB" w:hint="eastAsia"/>
           <w:szCs w:val="24"/>
         </w:rPr>
         <w:t>行動應用程式。</w:t>
@@ -1188,84 +1077,85 @@
         <w:snapToGrid w:val="0"/>
         <w:spacing w:line="360" w:lineRule="auto"/>
         <w:ind w:left="754" w:hanging="272"/>
-        <w:rPr>
-          <w:rFonts w:eastAsia="標楷體" w:hint="eastAsia"/>
-          <w:szCs w:val="24"/>
-        </w:rPr>
-      </w:pPr>
-      <w:r>
-        <w:rPr>
-          <w:rFonts w:eastAsia="標楷體" w:hint="eastAsia"/>
+        <w:jc w:val="both"/>
+        <w:rPr>
+          <w:rFonts w:eastAsia="DFKai-SB"/>
+          <w:szCs w:val="24"/>
+        </w:rPr>
+      </w:pPr>
+      <w:r>
+        <w:rPr>
+          <w:rFonts w:eastAsia="DFKai-SB" w:hint="eastAsia"/>
           <w:szCs w:val="24"/>
         </w:rPr>
         <w:t>後端：</w:t>
       </w:r>
       <w:r>
         <w:rPr>
-          <w:rFonts w:eastAsia="標楷體" w:hint="eastAsia"/>
+          <w:rFonts w:eastAsia="DFKai-SB" w:hint="eastAsia"/>
           <w:szCs w:val="24"/>
         </w:rPr>
         <w:t>Node.js</w:t>
       </w:r>
       <w:r>
         <w:rPr>
-          <w:rFonts w:eastAsia="標楷體" w:hint="eastAsia"/>
+          <w:rFonts w:eastAsia="DFKai-SB" w:hint="eastAsia"/>
           <w:szCs w:val="24"/>
         </w:rPr>
         <w:t>搭配</w:t>
       </w:r>
       <w:r>
         <w:rPr>
-          <w:rFonts w:eastAsia="標楷體" w:hint="eastAsia"/>
+          <w:rFonts w:eastAsia="DFKai-SB" w:hint="eastAsia"/>
           <w:szCs w:val="24"/>
         </w:rPr>
         <w:t>Express.js</w:t>
       </w:r>
       <w:r>
         <w:rPr>
-          <w:rFonts w:eastAsia="標楷體" w:hint="eastAsia"/>
+          <w:rFonts w:eastAsia="DFKai-SB" w:hint="eastAsia"/>
           <w:szCs w:val="24"/>
         </w:rPr>
         <w:t>框架建構</w:t>
       </w:r>
       <w:r>
         <w:rPr>
-          <w:rFonts w:eastAsia="標楷體" w:hint="eastAsia"/>
+          <w:rFonts w:eastAsia="DFKai-SB" w:hint="eastAsia"/>
           <w:szCs w:val="24"/>
         </w:rPr>
         <w:t>RESTful API</w:t>
       </w:r>
       <w:r>
         <w:rPr>
-          <w:rFonts w:eastAsia="標楷體" w:hint="eastAsia"/>
+          <w:rFonts w:eastAsia="DFKai-SB" w:hint="eastAsia"/>
           <w:szCs w:val="24"/>
         </w:rPr>
         <w:t>，並透過</w:t>
       </w:r>
       <w:r>
         <w:rPr>
-          <w:rFonts w:eastAsia="標楷體" w:hint="eastAsia"/>
+          <w:rFonts w:eastAsia="DFKai-SB" w:hint="eastAsia"/>
           <w:szCs w:val="24"/>
         </w:rPr>
         <w:t>Prisma ORM</w:t>
       </w:r>
       <w:r>
         <w:rPr>
-          <w:rFonts w:eastAsia="標楷體" w:hint="eastAsia"/>
+          <w:rFonts w:eastAsia="DFKai-SB" w:hint="eastAsia"/>
           <w:szCs w:val="24"/>
         </w:rPr>
         <w:t>存取</w:t>
       </w:r>
       <w:r>
         <w:rPr>
-          <w:rFonts w:eastAsia="標楷體" w:hint="eastAsia"/>
+          <w:rFonts w:eastAsia="DFKai-SB" w:hint="eastAsia"/>
           <w:szCs w:val="24"/>
         </w:rPr>
         <w:t>MySQL</w:t>
       </w:r>
       <w:r>
         <w:rPr>
-          <w:rFonts w:eastAsia="標楷體" w:hint="eastAsia"/>
+          <w:rFonts w:eastAsia="DFKai-SB" w:hint="eastAsia"/>
           <w:szCs w:val="24"/>
         </w:rPr>
         <w:t>資料庫。</w:t>
@@ -1281,70 +1171,71 @@
         <w:snapToGrid w:val="0"/>
         <w:spacing w:line="360" w:lineRule="auto"/>
         <w:ind w:left="754" w:hanging="272"/>
-        <w:rPr>
-          <w:rFonts w:eastAsia="標楷體" w:hint="eastAsia"/>
-          <w:szCs w:val="24"/>
-        </w:rPr>
-      </w:pPr>
-      <w:r>
-        <w:rPr>
-          <w:rFonts w:eastAsia="標楷體" w:hint="eastAsia"/>
+        <w:jc w:val="both"/>
+        <w:rPr>
+          <w:rFonts w:eastAsia="DFKai-SB"/>
+          <w:szCs w:val="24"/>
+        </w:rPr>
+      </w:pPr>
+      <w:r>
+        <w:rPr>
+          <w:rFonts w:eastAsia="DFKai-SB" w:hint="eastAsia"/>
           <w:szCs w:val="24"/>
         </w:rPr>
         <w:t>伺服器：</w:t>
       </w:r>
       <w:r>
         <w:rPr>
-          <w:rFonts w:eastAsia="標楷體" w:hint="eastAsia"/>
+          <w:rFonts w:eastAsia="DFKai-SB" w:hint="eastAsia"/>
           <w:szCs w:val="24"/>
         </w:rPr>
         <w:t>Ubuntu 24.04.4 LTS</w:t>
       </w:r>
       <w:r>
         <w:rPr>
-          <w:rFonts w:eastAsia="標楷體" w:hint="eastAsia"/>
+          <w:rFonts w:eastAsia="DFKai-SB" w:hint="eastAsia"/>
           <w:szCs w:val="24"/>
         </w:rPr>
         <w:t>主機，搭配</w:t>
       </w:r>
       <w:r>
         <w:rPr>
-          <w:rFonts w:eastAsia="標楷體" w:hint="eastAsia"/>
+          <w:rFonts w:eastAsia="DFKai-SB" w:hint="eastAsia"/>
           <w:szCs w:val="24"/>
         </w:rPr>
         <w:t>NGINX</w:t>
       </w:r>
       <w:r>
         <w:rPr>
-          <w:rFonts w:eastAsia="標楷體" w:hint="eastAsia"/>
+          <w:rFonts w:eastAsia="DFKai-SB" w:hint="eastAsia"/>
           <w:szCs w:val="24"/>
         </w:rPr>
         <w:t>反向代理，並由</w:t>
       </w:r>
       <w:r>
         <w:rPr>
-          <w:rFonts w:eastAsia="標楷體" w:hint="eastAsia"/>
+          <w:rFonts w:eastAsia="DFKai-SB" w:hint="eastAsia"/>
           <w:szCs w:val="24"/>
         </w:rPr>
         <w:t>Cloudflare</w:t>
       </w:r>
       <w:r>
         <w:rPr>
-          <w:rFonts w:eastAsia="標楷體" w:hint="eastAsia"/>
+          <w:rFonts w:eastAsia="DFKai-SB" w:hint="eastAsia"/>
           <w:szCs w:val="24"/>
         </w:rPr>
         <w:t>提供</w:t>
       </w:r>
       <w:r>
         <w:rPr>
-          <w:rFonts w:eastAsia="標楷體" w:hint="eastAsia"/>
+          <w:rFonts w:eastAsia="DFKai-SB" w:hint="eastAsia"/>
           <w:szCs w:val="24"/>
         </w:rPr>
         <w:t>DNS</w:t>
       </w:r>
       <w:r>
         <w:rPr>
-          <w:rFonts w:eastAsia="標楷體" w:hint="eastAsia"/>
+          <w:rFonts w:eastAsia="DFKai-SB" w:hint="eastAsia"/>
           <w:szCs w:val="24"/>
         </w:rPr>
         <w:t>解析與防護。</w:t>
@@ -1360,42 +1251,43 @@
         <w:snapToGrid w:val="0"/>
         <w:spacing w:line="360" w:lineRule="auto"/>
         <w:ind w:left="754" w:hanging="272"/>
-        <w:rPr>
-          <w:rFonts w:eastAsia="標楷體" w:hint="eastAsia"/>
-          <w:szCs w:val="24"/>
-        </w:rPr>
-      </w:pPr>
-      <w:r>
-        <w:rPr>
-          <w:rFonts w:eastAsia="標楷體" w:hint="eastAsia"/>
+        <w:jc w:val="both"/>
+        <w:rPr>
+          <w:rFonts w:eastAsia="DFKai-SB"/>
+          <w:szCs w:val="24"/>
+        </w:rPr>
+      </w:pPr>
+      <w:r>
+        <w:rPr>
+          <w:rFonts w:eastAsia="DFKai-SB" w:hint="eastAsia"/>
           <w:szCs w:val="24"/>
         </w:rPr>
         <w:t>智慧書櫃：以</w:t>
       </w:r>
       <w:r>
         <w:rPr>
-          <w:rFonts w:eastAsia="標楷體" w:hint="eastAsia"/>
+          <w:rFonts w:eastAsia="DFKai-SB" w:hint="eastAsia"/>
           <w:szCs w:val="24"/>
         </w:rPr>
         <w:t>C/C++</w:t>
       </w:r>
       <w:r>
         <w:rPr>
-          <w:rFonts w:eastAsia="標楷體" w:hint="eastAsia"/>
+          <w:rFonts w:eastAsia="DFKai-SB" w:hint="eastAsia"/>
           <w:szCs w:val="24"/>
         </w:rPr>
         <w:t>搭配</w:t>
       </w:r>
       <w:r>
         <w:rPr>
-          <w:rFonts w:eastAsia="標楷體" w:hint="eastAsia"/>
+          <w:rFonts w:eastAsia="DFKai-SB" w:hint="eastAsia"/>
           <w:szCs w:val="24"/>
         </w:rPr>
         <w:t>Arduino Core for ESP32</w:t>
       </w:r>
       <w:r>
         <w:rPr>
-          <w:rFonts w:eastAsia="標楷體" w:hint="eastAsia"/>
+          <w:rFonts w:eastAsia="DFKai-SB" w:hint="eastAsia"/>
           <w:szCs w:val="24"/>
         </w:rPr>
         <w:t>撰寫韌體，控制電子鎖與感測模組。</w:t>
@@ -1411,49 +1303,50 @@
         <w:snapToGrid w:val="0"/>
         <w:spacing w:line="360" w:lineRule="auto"/>
         <w:ind w:left="754" w:hanging="272"/>
-        <w:rPr>
-          <w:rFonts w:eastAsia="標楷體" w:hint="eastAsia"/>
-          <w:szCs w:val="24"/>
-        </w:rPr>
-      </w:pPr>
-      <w:r>
-        <w:rPr>
-          <w:rFonts w:eastAsia="標楷體" w:hint="eastAsia"/>
+        <w:jc w:val="both"/>
+        <w:rPr>
+          <w:rFonts w:eastAsia="DFKai-SB"/>
+          <w:szCs w:val="24"/>
+        </w:rPr>
+      </w:pPr>
+      <w:r>
+        <w:rPr>
+          <w:rFonts w:eastAsia="DFKai-SB" w:hint="eastAsia"/>
           <w:szCs w:val="24"/>
         </w:rPr>
         <w:t>3D</w:t>
       </w:r>
       <w:r>
         <w:rPr>
-          <w:rFonts w:eastAsia="標楷體" w:hint="eastAsia"/>
+          <w:rFonts w:eastAsia="DFKai-SB" w:hint="eastAsia"/>
           <w:szCs w:val="24"/>
         </w:rPr>
         <w:t>設計：以</w:t>
       </w:r>
       <w:r>
         <w:rPr>
-          <w:rFonts w:eastAsia="標楷體" w:hint="eastAsia"/>
+          <w:rFonts w:eastAsia="DFKai-SB" w:hint="eastAsia"/>
           <w:szCs w:val="24"/>
         </w:rPr>
         <w:t>SolidWorks 2025</w:t>
       </w:r>
       <w:r>
         <w:rPr>
-          <w:rFonts w:eastAsia="標楷體" w:hint="eastAsia"/>
+          <w:rFonts w:eastAsia="DFKai-SB" w:hint="eastAsia"/>
           <w:szCs w:val="24"/>
         </w:rPr>
         <w:t>建模，搭配</w:t>
       </w:r>
       <w:r>
         <w:rPr>
-          <w:rFonts w:eastAsia="標楷體" w:hint="eastAsia"/>
+          <w:rFonts w:eastAsia="DFKai-SB" w:hint="eastAsia"/>
           <w:szCs w:val="24"/>
         </w:rPr>
         <w:t>Bambu Studio</w:t>
       </w:r>
       <w:r>
         <w:rPr>
-          <w:rFonts w:eastAsia="標楷體" w:hint="eastAsia"/>
+          <w:rFonts w:eastAsia="DFKai-SB" w:hint="eastAsia"/>
           <w:szCs w:val="24"/>
         </w:rPr>
         <w:t>進行切片列印。</w:t>
@@ -1469,70 +1362,71 @@
         <w:snapToGrid w:val="0"/>
         <w:spacing w:line="360" w:lineRule="auto"/>
         <w:ind w:left="754" w:hanging="272"/>
-        <w:rPr>
-          <w:rFonts w:eastAsia="標楷體"/>
-          <w:szCs w:val="24"/>
-        </w:rPr>
-      </w:pPr>
-      <w:r>
-        <w:rPr>
-          <w:rFonts w:eastAsia="標楷體" w:hint="eastAsia"/>
+        <w:jc w:val="both"/>
+        <w:rPr>
+          <w:rFonts w:eastAsia="DFKai-SB"/>
+          <w:szCs w:val="24"/>
+        </w:rPr>
+      </w:pPr>
+      <w:r>
+        <w:rPr>
+          <w:rFonts w:eastAsia="DFKai-SB" w:hint="eastAsia"/>
           <w:szCs w:val="24"/>
         </w:rPr>
         <w:t>設計與協作：</w:t>
       </w:r>
       <w:r>
         <w:rPr>
-          <w:rFonts w:eastAsia="標楷體" w:hint="eastAsia"/>
+          <w:rFonts w:eastAsia="DFKai-SB" w:hint="eastAsia"/>
           <w:szCs w:val="24"/>
         </w:rPr>
         <w:t>UI/UX</w:t>
       </w:r>
       <w:r>
         <w:rPr>
-          <w:rFonts w:eastAsia="標楷體" w:hint="eastAsia"/>
+          <w:rFonts w:eastAsia="DFKai-SB" w:hint="eastAsia"/>
           <w:szCs w:val="24"/>
         </w:rPr>
         <w:t>設計採用</w:t>
       </w:r>
       <w:r>
         <w:rPr>
-          <w:rFonts w:eastAsia="標楷體" w:hint="eastAsia"/>
+          <w:rFonts w:eastAsia="DFKai-SB" w:hint="eastAsia"/>
           <w:szCs w:val="24"/>
         </w:rPr>
         <w:t>Figma</w:t>
       </w:r>
       <w:r>
         <w:rPr>
-          <w:rFonts w:eastAsia="標楷體" w:hint="eastAsia"/>
+          <w:rFonts w:eastAsia="DFKai-SB" w:hint="eastAsia"/>
           <w:szCs w:val="24"/>
         </w:rPr>
         <w:t>，版本控管採用</w:t>
       </w:r>
       <w:r>
         <w:rPr>
-          <w:rFonts w:eastAsia="標楷體" w:hint="eastAsia"/>
+          <w:rFonts w:eastAsia="DFKai-SB" w:hint="eastAsia"/>
           <w:szCs w:val="24"/>
         </w:rPr>
         <w:t>Git</w:t>
       </w:r>
       <w:r>
         <w:rPr>
-          <w:rFonts w:eastAsia="標楷體" w:hint="eastAsia"/>
+          <w:rFonts w:eastAsia="DFKai-SB" w:hint="eastAsia"/>
           <w:szCs w:val="24"/>
         </w:rPr>
         <w:t>，並透過</w:t>
       </w:r>
       <w:r>
         <w:rPr>
-          <w:rFonts w:eastAsia="標楷體" w:hint="eastAsia"/>
+          <w:rFonts w:eastAsia="DFKai-SB" w:hint="eastAsia"/>
           <w:szCs w:val="24"/>
         </w:rPr>
         <w:t>GitHub</w:t>
       </w:r>
       <w:r>
         <w:rPr>
-          <w:rFonts w:eastAsia="標楷體" w:hint="eastAsia"/>
+          <w:rFonts w:eastAsia="DFKai-SB" w:hint="eastAsia"/>
           <w:szCs w:val="24"/>
         </w:rPr>
         <w:t>進行程式碼託管與團隊協作。</w:t>
@@ -1552,14 +1446,14 @@
         <w:spacing w:line="360" w:lineRule="auto"/>
         <w:ind w:left="482" w:hanging="482"/>
         <w:rPr>
-          <w:rFonts w:eastAsia="標楷體"/>
+          <w:rFonts w:eastAsia="DFKai-SB"/>
           <w:b/>
           <w:sz w:val="36"/>
         </w:rPr>
       </w:pPr>
       <w:r>
         <w:rPr>
-          <w:rFonts w:eastAsia="標楷體" w:hint="eastAsia"/>
+          <w:rFonts w:eastAsia="DFKai-SB" w:hint="eastAsia"/>
           <w:b/>
           <w:sz w:val="28"/>
         </w:rPr>
@@ -1575,14 +1469,14 @@
         <w:ind w:left="482" w:firstLineChars="200" w:firstLine="480"/>
         <w:jc w:val="both"/>
         <w:rPr>
-          <w:rFonts w:eastAsia="標楷體"/>
+          <w:rFonts w:eastAsia="DFKai-SB"/>
           <w:szCs w:val="24"/>
         </w:rPr>
       </w:pPr>
       <w:proofErr w:type="gramStart"/>
       <w:r>
         <w:rPr>
-          <w:rFonts w:eastAsia="標楷體"/>
+          <w:rFonts w:eastAsia="DFKai-SB"/>
           <w:szCs w:val="24"/>
         </w:rPr>
         <w:t>使用者端需搭載</w:t>
@@ -1590,309 +1484,293 @@
       <w:proofErr w:type="gramEnd"/>
       <w:r>
         <w:rPr>
-          <w:rFonts w:eastAsia="標楷體"/>
+          <w:rFonts w:eastAsia="DFKai-SB"/>
           <w:szCs w:val="24"/>
         </w:rPr>
         <w:t>iOS 15.5</w:t>
       </w:r>
       <w:r>
         <w:rPr>
-          <w:rFonts w:eastAsia="標楷體"/>
+          <w:rFonts w:eastAsia="DFKai-SB"/>
           <w:szCs w:val="24"/>
         </w:rPr>
         <w:t>以上或</w:t>
       </w:r>
       <w:r>
         <w:rPr>
-          <w:rFonts w:eastAsia="標楷體"/>
+          <w:rFonts w:eastAsia="DFKai-SB"/>
           <w:szCs w:val="24"/>
         </w:rPr>
         <w:t>Android 8.0</w:t>
       </w:r>
       <w:r>
         <w:rPr>
-          <w:rFonts w:eastAsia="標楷體"/>
+          <w:rFonts w:eastAsia="DFKai-SB"/>
           <w:szCs w:val="24"/>
         </w:rPr>
         <w:t>以上之智慧型手機，具備後置相機鏡頭（用於掃描</w:t>
       </w:r>
       <w:r>
         <w:rPr>
-          <w:rFonts w:eastAsia="標楷體"/>
+          <w:rFonts w:eastAsia="DFKai-SB"/>
           <w:szCs w:val="24"/>
         </w:rPr>
         <w:t>QR Code</w:t>
       </w:r>
       <w:r>
         <w:rPr>
-          <w:rFonts w:eastAsia="標楷體"/>
-          <w:szCs w:val="24"/>
-        </w:rPr>
-        <w:t>與拍攝書</w:t>
+          <w:rFonts w:eastAsia="DFKai-SB"/>
+          <w:szCs w:val="24"/>
+        </w:rPr>
+        <w:t>與拍攝書況）及</w:t>
+      </w:r>
+      <w:r>
+        <w:rPr>
+          <w:rFonts w:eastAsia="DFKai-SB"/>
+          <w:szCs w:val="24"/>
+        </w:rPr>
+        <w:t>4G/5G</w:t>
+      </w:r>
+      <w:r>
+        <w:rPr>
+          <w:rFonts w:eastAsia="DFKai-SB"/>
+          <w:szCs w:val="24"/>
+        </w:rPr>
+        <w:t>或</w:t>
+      </w:r>
+      <w:r>
+        <w:rPr>
+          <w:rFonts w:eastAsia="DFKai-SB"/>
+          <w:szCs w:val="24"/>
+        </w:rPr>
+        <w:t>Wi-Fi</w:t>
+      </w:r>
+      <w:r>
+        <w:rPr>
+          <w:rFonts w:eastAsia="DFKai-SB"/>
+          <w:szCs w:val="24"/>
+        </w:rPr>
+        <w:t>網路連線；</w:t>
       </w:r>
       <w:proofErr w:type="gramStart"/>
       <w:r>
         <w:rPr>
-          <w:rFonts w:eastAsia="標楷體"/>
-          <w:szCs w:val="24"/>
-        </w:rPr>
-        <w:t>況</w:t>
+          <w:rFonts w:eastAsia="DFKai-SB"/>
+          <w:szCs w:val="24"/>
+        </w:rPr>
+        <w:t>管理端需使用</w:t>
       </w:r>
       <w:proofErr w:type="gramEnd"/>
       <w:r>
         <w:rPr>
-          <w:rFonts w:eastAsia="標楷體"/>
-          <w:szCs w:val="24"/>
-        </w:rPr>
-        <w:t>）及</w:t>
-      </w:r>
-      <w:r>
-        <w:rPr>
-          <w:rFonts w:eastAsia="標楷體"/>
-          <w:szCs w:val="24"/>
-        </w:rPr>
-        <w:t>4G/5G</w:t>
-      </w:r>
-      <w:r>
-        <w:rPr>
-          <w:rFonts w:eastAsia="標楷體"/>
+          <w:rFonts w:eastAsia="DFKai-SB"/>
+          <w:szCs w:val="24"/>
+        </w:rPr>
+        <w:t>支援</w:t>
+      </w:r>
+      <w:r>
+        <w:rPr>
+          <w:rFonts w:eastAsia="DFKai-SB"/>
+          <w:szCs w:val="24"/>
+        </w:rPr>
+        <w:t>HTML5</w:t>
+      </w:r>
+      <w:r>
+        <w:rPr>
+          <w:rFonts w:eastAsia="DFKai-SB"/>
+          <w:szCs w:val="24"/>
+        </w:rPr>
+        <w:t>之現代瀏覽器（</w:t>
+      </w:r>
+      <w:r>
+        <w:rPr>
+          <w:rFonts w:eastAsia="DFKai-SB"/>
+          <w:szCs w:val="24"/>
+        </w:rPr>
+        <w:t>Chrome</w:t>
+      </w:r>
+      <w:r>
+        <w:rPr>
+          <w:rFonts w:eastAsia="DFKai-SB"/>
+          <w:szCs w:val="24"/>
+        </w:rPr>
+        <w:t>、</w:t>
+      </w:r>
+      <w:r>
+        <w:rPr>
+          <w:rFonts w:eastAsia="DFKai-SB"/>
+          <w:szCs w:val="24"/>
+        </w:rPr>
+        <w:t>Edge</w:t>
+      </w:r>
+      <w:r>
+        <w:rPr>
+          <w:rFonts w:eastAsia="DFKai-SB"/>
           <w:szCs w:val="24"/>
         </w:rPr>
         <w:t>或</w:t>
       </w:r>
       <w:r>
         <w:rPr>
-          <w:rFonts w:eastAsia="標楷體"/>
-          <w:szCs w:val="24"/>
-        </w:rPr>
-        <w:t>Wi-Fi</w:t>
-      </w:r>
-      <w:r>
-        <w:rPr>
-          <w:rFonts w:eastAsia="標楷體"/>
-          <w:szCs w:val="24"/>
-        </w:rPr>
-        <w:t>網路連線；</w:t>
+          <w:rFonts w:eastAsia="DFKai-SB"/>
+          <w:szCs w:val="24"/>
+        </w:rPr>
+        <w:t>Safari</w:t>
+      </w:r>
+      <w:r>
+        <w:rPr>
+          <w:rFonts w:eastAsia="DFKai-SB"/>
+          <w:szCs w:val="24"/>
+        </w:rPr>
+        <w:t>）；</w:t>
       </w:r>
       <w:proofErr w:type="gramStart"/>
       <w:r>
         <w:rPr>
-          <w:rFonts w:eastAsia="標楷體"/>
-          <w:szCs w:val="24"/>
-        </w:rPr>
-        <w:t>管理端需使用</w:t>
+          <w:rFonts w:eastAsia="DFKai-SB"/>
+          <w:szCs w:val="24"/>
+        </w:rPr>
+        <w:t>伺服器端需具備</w:t>
       </w:r>
       <w:proofErr w:type="gramEnd"/>
       <w:r>
         <w:rPr>
-          <w:rFonts w:eastAsia="標楷體"/>
-          <w:szCs w:val="24"/>
-        </w:rPr>
-        <w:t>支援</w:t>
-      </w:r>
-      <w:r>
-        <w:rPr>
-          <w:rFonts w:eastAsia="標楷體"/>
-          <w:szCs w:val="24"/>
-        </w:rPr>
-        <w:t>HTML5</w:t>
-      </w:r>
-      <w:r>
-        <w:rPr>
-          <w:rFonts w:eastAsia="標楷體"/>
-          <w:szCs w:val="24"/>
-        </w:rPr>
-        <w:t>之現代瀏覽器（</w:t>
-      </w:r>
-      <w:r>
-        <w:rPr>
-          <w:rFonts w:eastAsia="標楷體"/>
-          <w:szCs w:val="24"/>
-        </w:rPr>
-        <w:t>Chrome</w:t>
-      </w:r>
-      <w:r>
-        <w:rPr>
-          <w:rFonts w:eastAsia="標楷體"/>
+          <w:rFonts w:eastAsia="DFKai-SB"/>
+          <w:szCs w:val="24"/>
+        </w:rPr>
+        <w:t>4</w:t>
+      </w:r>
+      <w:r>
+        <w:rPr>
+          <w:rFonts w:eastAsia="DFKai-SB"/>
+          <w:szCs w:val="24"/>
+        </w:rPr>
+        <w:t>核心以上</w:t>
+      </w:r>
+      <w:r>
+        <w:rPr>
+          <w:rFonts w:eastAsia="DFKai-SB"/>
+          <w:szCs w:val="24"/>
+        </w:rPr>
+        <w:t>CPU</w:t>
+      </w:r>
+      <w:r>
+        <w:rPr>
+          <w:rFonts w:eastAsia="DFKai-SB"/>
           <w:szCs w:val="24"/>
         </w:rPr>
         <w:t>、</w:t>
       </w:r>
       <w:r>
         <w:rPr>
-          <w:rFonts w:eastAsia="標楷體"/>
-          <w:szCs w:val="24"/>
-        </w:rPr>
-        <w:t>Edge</w:t>
-      </w:r>
-      <w:r>
-        <w:rPr>
-          <w:rFonts w:eastAsia="標楷體"/>
-          <w:szCs w:val="24"/>
-        </w:rPr>
-        <w:t>或</w:t>
-      </w:r>
-      <w:r>
-        <w:rPr>
-          <w:rFonts w:eastAsia="標楷體"/>
-          <w:szCs w:val="24"/>
-        </w:rPr>
-        <w:t>Safari</w:t>
-      </w:r>
-      <w:r>
-        <w:rPr>
-          <w:rFonts w:eastAsia="標楷體"/>
-          <w:szCs w:val="24"/>
-        </w:rPr>
-        <w:t>）；</w:t>
+          <w:rFonts w:eastAsia="DFKai-SB"/>
+          <w:szCs w:val="24"/>
+        </w:rPr>
+        <w:t>8GB</w:t>
+      </w:r>
+      <w:r>
+        <w:rPr>
+          <w:rFonts w:eastAsia="DFKai-SB"/>
+          <w:szCs w:val="24"/>
+        </w:rPr>
+        <w:t>以上</w:t>
+      </w:r>
+      <w:r>
+        <w:rPr>
+          <w:rFonts w:eastAsia="DFKai-SB"/>
+          <w:szCs w:val="24"/>
+        </w:rPr>
+        <w:t>RAM</w:t>
+      </w:r>
+      <w:r>
+        <w:rPr>
+          <w:rFonts w:eastAsia="DFKai-SB"/>
+          <w:szCs w:val="24"/>
+        </w:rPr>
+        <w:t>及</w:t>
+      </w:r>
+      <w:r>
+        <w:rPr>
+          <w:rFonts w:eastAsia="DFKai-SB"/>
+          <w:szCs w:val="24"/>
+        </w:rPr>
+        <w:t>50GB</w:t>
+      </w:r>
+      <w:r>
+        <w:rPr>
+          <w:rFonts w:eastAsia="DFKai-SB"/>
+          <w:szCs w:val="24"/>
+        </w:rPr>
+        <w:t>以</w:t>
+      </w:r>
+      <w:r>
+        <w:rPr>
+          <w:rFonts w:eastAsia="DFKai-SB"/>
+          <w:szCs w:val="24"/>
+        </w:rPr>
+        <w:t>上</w:t>
+      </w:r>
+      <w:r>
+        <w:rPr>
+          <w:rFonts w:eastAsia="DFKai-SB"/>
+          <w:szCs w:val="24"/>
+        </w:rPr>
+        <w:t>SSD</w:t>
+      </w:r>
+      <w:r>
+        <w:rPr>
+          <w:rFonts w:eastAsia="DFKai-SB"/>
+          <w:szCs w:val="24"/>
+        </w:rPr>
+        <w:t>之</w:t>
+      </w:r>
+      <w:r>
+        <w:rPr>
+          <w:rFonts w:eastAsia="DFKai-SB"/>
+          <w:szCs w:val="24"/>
+        </w:rPr>
+        <w:t>Linux</w:t>
+      </w:r>
+      <w:r>
+        <w:rPr>
+          <w:rFonts w:eastAsia="DFKai-SB"/>
+          <w:szCs w:val="24"/>
+        </w:rPr>
+        <w:t>主機；智慧書櫃終端</w:t>
       </w:r>
       <w:proofErr w:type="gramStart"/>
       <w:r>
         <w:rPr>
-          <w:rFonts w:eastAsia="標楷體"/>
-          <w:szCs w:val="24"/>
-        </w:rPr>
-        <w:t>伺服器端需具備</w:t>
+          <w:rFonts w:eastAsia="DFKai-SB"/>
+          <w:szCs w:val="24"/>
+        </w:rPr>
+        <w:t>採</w:t>
       </w:r>
       <w:proofErr w:type="gramEnd"/>
       <w:r>
         <w:rPr>
-          <w:rFonts w:eastAsia="標楷體"/>
-          <w:szCs w:val="24"/>
-        </w:rPr>
-        <w:t>4</w:t>
-      </w:r>
-      <w:r>
-        <w:rPr>
-          <w:rFonts w:eastAsia="標楷體"/>
-          <w:szCs w:val="24"/>
-        </w:rPr>
-        <w:t>核心以上</w:t>
-      </w:r>
-      <w:r>
-        <w:rPr>
-          <w:rFonts w:eastAsia="標楷體"/>
-          <w:szCs w:val="24"/>
-        </w:rPr>
-        <w:t>CPU</w:t>
-      </w:r>
-      <w:r>
-        <w:rPr>
-          <w:rFonts w:eastAsia="標楷體"/>
-          <w:szCs w:val="24"/>
-        </w:rPr>
-        <w:t>、</w:t>
-      </w:r>
-      <w:r>
-        <w:rPr>
-          <w:rFonts w:eastAsia="標楷體"/>
-          <w:szCs w:val="24"/>
-        </w:rPr>
-        <w:t>8GB</w:t>
-      </w:r>
-      <w:r>
-        <w:rPr>
-          <w:rFonts w:eastAsia="標楷體"/>
-          <w:szCs w:val="24"/>
-        </w:rPr>
-        <w:t>以上</w:t>
-      </w:r>
-      <w:r>
-        <w:rPr>
-          <w:rFonts w:eastAsia="標楷體"/>
-          <w:szCs w:val="24"/>
-        </w:rPr>
-        <w:t>RAM</w:t>
-      </w:r>
-      <w:r>
-        <w:rPr>
-          <w:rFonts w:eastAsia="標楷體"/>
-          <w:szCs w:val="24"/>
-        </w:rPr>
-        <w:t>及</w:t>
-      </w:r>
-      <w:r>
-        <w:rPr>
-          <w:rFonts w:eastAsia="標楷體"/>
-          <w:szCs w:val="24"/>
-        </w:rPr>
-        <w:t>50GB</w:t>
-      </w:r>
-      <w:r>
-        <w:rPr>
-          <w:rFonts w:eastAsia="標楷體"/>
-          <w:szCs w:val="24"/>
-        </w:rPr>
-        <w:t>以</w:t>
-      </w:r>
-      <w:r>
-        <w:rPr>
-          <w:rFonts w:eastAsia="標楷體"/>
-          <w:szCs w:val="24"/>
-        </w:rPr>
-        <w:t>上</w:t>
-      </w:r>
-      <w:r>
-        <w:rPr>
-          <w:rFonts w:eastAsia="標楷體"/>
-          <w:szCs w:val="24"/>
-        </w:rPr>
-        <w:t>SSD</w:t>
-      </w:r>
-      <w:r>
-        <w:rPr>
-          <w:rFonts w:eastAsia="標楷體"/>
-          <w:szCs w:val="24"/>
-        </w:rPr>
-        <w:t>之</w:t>
-      </w:r>
-      <w:r>
-        <w:rPr>
-          <w:rFonts w:eastAsia="標楷體"/>
-          <w:szCs w:val="24"/>
-        </w:rPr>
-        <w:t>Linux</w:t>
-      </w:r>
-      <w:r>
-        <w:rPr>
-          <w:rFonts w:eastAsia="標楷體"/>
-          <w:szCs w:val="24"/>
-        </w:rPr>
-        <w:t>主機；智慧書櫃終端</w:t>
-      </w:r>
-      <w:proofErr w:type="gramStart"/>
-      <w:r>
-        <w:rPr>
-          <w:rFonts w:eastAsia="標楷體"/>
-          <w:szCs w:val="24"/>
-        </w:rPr>
-        <w:t>採</w:t>
-      </w:r>
-      <w:proofErr w:type="gramEnd"/>
-      <w:r>
-        <w:rPr>
-          <w:rFonts w:eastAsia="標楷體"/>
+          <w:rFonts w:eastAsia="DFKai-SB"/>
           <w:szCs w:val="24"/>
         </w:rPr>
         <w:t>ESP32</w:t>
       </w:r>
       <w:r>
         <w:rPr>
-          <w:rFonts w:eastAsia="標楷體"/>
+          <w:rFonts w:eastAsia="DFKai-SB"/>
           <w:szCs w:val="24"/>
         </w:rPr>
         <w:t>微控制器，透過</w:t>
       </w:r>
       <w:r>
         <w:rPr>
-          <w:rFonts w:eastAsia="標楷體"/>
+          <w:rFonts w:eastAsia="DFKai-SB"/>
           <w:szCs w:val="24"/>
         </w:rPr>
         <w:t>2.4GHz Wi-Fi</w:t>
       </w:r>
       <w:r>
         <w:rPr>
-          <w:rFonts w:eastAsia="標楷體"/>
+          <w:rFonts w:eastAsia="DFKai-SB"/>
           <w:szCs w:val="24"/>
         </w:rPr>
         <w:t>與雲端後台通訊。</w:t>
@@ -1912,14 +1790,14 @@
         <w:spacing w:line="360" w:lineRule="auto"/>
         <w:ind w:left="482" w:hanging="482"/>
         <w:rPr>
-          <w:rFonts w:eastAsia="標楷體"/>
+          <w:rFonts w:eastAsia="DFKai-SB"/>
           <w:b/>
           <w:sz w:val="36"/>
         </w:rPr>
       </w:pPr>
       <w:r>
         <w:rPr>
-          <w:rFonts w:eastAsia="標楷體" w:hint="eastAsia"/>
+          <w:rFonts w:eastAsia="DFKai-SB" w:hint="eastAsia"/>
           <w:b/>
           <w:sz w:val="28"/>
         </w:rPr>
@@ -1935,13 +1813,13 @@
         <w:ind w:left="482" w:firstLineChars="200" w:firstLine="480"/>
         <w:jc w:val="both"/>
         <w:rPr>
-          <w:rFonts w:eastAsia="標楷體" w:hint="eastAsia"/>
-          <w:szCs w:val="24"/>
-        </w:rPr>
-      </w:pPr>
-      <w:r>
-        <w:rPr>
-          <w:rFonts w:eastAsia="標楷體" w:hint="eastAsia"/>
+          <w:rFonts w:eastAsia="DFKai-SB"/>
+          <w:szCs w:val="24"/>
+        </w:rPr>
+      </w:pPr>
+      <w:r>
+        <w:rPr>
+          <w:rFonts w:eastAsia="DFKai-SB" w:hint="eastAsia"/>
           <w:szCs w:val="24"/>
         </w:rPr>
         <w:t>本系統透過整合行動應用程式與智慧書櫃，建立一套兼具便利性與信任機制的二手書交易模式，有效改善傳統面交與寄送的不便與風險。</w:t>
@@ -1956,13 +1834,13 @@
         <w:ind w:left="482" w:firstLineChars="200" w:firstLine="480"/>
         <w:jc w:val="both"/>
         <w:rPr>
-          <w:rFonts w:eastAsia="標楷體" w:hint="eastAsia"/>
-          <w:szCs w:val="24"/>
-        </w:rPr>
-      </w:pPr>
-      <w:r>
-        <w:rPr>
-          <w:rFonts w:eastAsia="標楷體" w:hint="eastAsia"/>
+          <w:rFonts w:eastAsia="DFKai-SB"/>
+          <w:szCs w:val="24"/>
+        </w:rPr>
+      </w:pPr>
+      <w:r>
+        <w:rPr>
+          <w:rFonts w:eastAsia="DFKai-SB" w:hint="eastAsia"/>
           <w:szCs w:val="24"/>
         </w:rPr>
         <w:t>未來將導入</w:t>
@@ -1970,7 +1848,7 @@
       <w:proofErr w:type="gramStart"/>
       <w:r>
         <w:rPr>
-          <w:rFonts w:eastAsia="標楷體" w:hint="eastAsia"/>
+          <w:rFonts w:eastAsia="DFKai-SB" w:hint="eastAsia"/>
           <w:szCs w:val="24"/>
         </w:rPr>
         <w:t>區塊鏈智慧</w:t>
@@ -1978,7 +1856,7 @@
       <w:proofErr w:type="gramEnd"/>
       <w:r>
         <w:rPr>
-          <w:rFonts w:eastAsia="標楷體" w:hint="eastAsia"/>
+          <w:rFonts w:eastAsia="DFKai-SB" w:hint="eastAsia"/>
           <w:szCs w:val="24"/>
         </w:rPr>
         <w:t>合約，發展「驗收後自動撥款」機制，以提升交易透明度與安全性；同時結合使用者行為資料，建立個人化推薦系統，提高媒合效率。</w:t>
@@ -1993,14 +1871,14 @@
         <w:ind w:left="482" w:firstLineChars="200" w:firstLine="480"/>
         <w:jc w:val="both"/>
         <w:rPr>
-          <w:rFonts w:eastAsia="標楷體"/>
+          <w:rFonts w:eastAsia="DFKai-SB"/>
           <w:szCs w:val="24"/>
         </w:rPr>
       </w:pPr>
       <w:proofErr w:type="gramStart"/>
       <w:r>
         <w:rPr>
-          <w:rFonts w:eastAsia="標楷體" w:hint="eastAsia"/>
+          <w:rFonts w:eastAsia="DFKai-SB" w:hint="eastAsia"/>
           <w:szCs w:val="24"/>
         </w:rPr>
         <w:t>在場域</w:t>
@@ -2008,26 +1886,10 @@
       <w:proofErr w:type="gramEnd"/>
       <w:r>
         <w:rPr>
-          <w:rFonts w:eastAsia="標楷體" w:hint="eastAsia"/>
-          <w:szCs w:val="24"/>
-        </w:rPr>
-        <w:t>拓展方面，規劃將智慧書櫃</w:t>
-      </w:r>
-      <w:proofErr w:type="gramStart"/>
-      <w:r>
-        <w:rPr>
-          <w:rFonts w:eastAsia="標楷體" w:hint="eastAsia"/>
-          <w:szCs w:val="24"/>
-        </w:rPr>
-        <w:t>佈</w:t>
-      </w:r>
-      <w:proofErr w:type="gramEnd"/>
-      <w:r>
-        <w:rPr>
-          <w:rFonts w:eastAsia="標楷體" w:hint="eastAsia"/>
-          <w:szCs w:val="24"/>
-        </w:rPr>
-        <w:t>點至更多校園與公共空間，並導入第三方支付，以提升使用便利性與符合法規要求。長期目標為建立跨校資源共享平台，推動學習資源的循環利用。</w:t>
+          <w:rFonts w:eastAsia="DFKai-SB" w:hint="eastAsia"/>
+          <w:szCs w:val="24"/>
+        </w:rPr>
+        <w:t>拓展方面，規劃將智慧書櫃佈點至更多校園與公共空間，並導入第三方支付，以提升使用便利性與符合法規要求。長期目標為建立跨校資源共享平台，推動學習資源的循環利用。</w:t>
       </w:r>
     </w:p>
     <w:sectPr>
@@ -2066,9 +1928,6 @@
     <w:pPr>
       <w:pStyle w:val="a5"/>
       <w:jc w:val="center"/>
-      <w:rPr>
-        <w:rFonts w:hint="eastAsia"/>
-      </w:rPr>
     </w:pPr>
     <w:r>
       <w:t>系統簡介，第</w:t>
@@ -2694,7 +2553,7 @@
       <w:widowControl w:val="0"/>
     </w:pPr>
     <w:rPr>
-      <w:rFonts w:ascii="Times New Roman" w:eastAsia="新細明體" w:hAnsi="Times New Roman" w:cs="Times New Roman"/>
+      <w:rFonts w:ascii="Times New Roman" w:eastAsia="PMingLiU" w:hAnsi="Times New Roman" w:cs="Times New Roman"/>
       <w:szCs w:val="24"/>
     </w:rPr>
   </w:style>
@@ -2791,7 +2650,7 @@
     <w:link w:val="a8"/>
     <w:rsid w:val="00E90E16"/>
     <w:rPr>
-      <w:rFonts w:ascii="細明體" w:eastAsia="細明體" w:hAnsi="Courier New" w:hint="eastAsia"/>
+      <w:rFonts w:ascii="MingLiU" w:eastAsia="MingLiU" w:hAnsi="Courier New" w:hint="eastAsia"/>
     </w:rPr>
   </w:style>
   <w:style w:type="character" w:customStyle="1" w:styleId="a8">
@@ -2800,7 +2659,7 @@
     <w:link w:val="a7"/>
     <w:rsid w:val="00E90E16"/>
     <w:rPr>
-      <w:rFonts w:ascii="細明體" w:eastAsia="細明體" w:hAnsi="Courier New" w:cs="Times New Roman"/>
+      <w:rFonts w:ascii="MingLiU" w:eastAsia="MingLiU" w:hAnsi="Courier New" w:cs="Times New Roman"/>
       <w:szCs w:val="24"/>
     </w:rPr>
   </w:style>
